--- a/ALL_FILES/module-11-genomics-biotechnology-practice-quiz.docx
+++ b/ALL_FILES/module-11-genomics-biotechnology-practice-quiz.docx
@@ -24,9 +24,6 @@
       </w:r>
       <w:r>
         <w:t>What does PCR do?</w:t>
-      </w:r>
-      <w:r>
-        <w:br/>
       </w:r>
       <w:r>
         <w:br/>
@@ -104,9 +101,6 @@
         <w:br/>
       </w:r>
       <w:r>
-        <w:br/>
-      </w:r>
-      <w:r>
         <w:t>A. size, with smaller fragments moving farther</w:t>
       </w:r>
     </w:p>
@@ -179,9 +173,6 @@
         <w:br/>
       </w:r>
       <w:r>
-        <w:br/>
-      </w:r>
-      <w:r>
         <w:t>A. only measure the size of a genome</w:t>
       </w:r>
     </w:p>
@@ -249,9 +240,6 @@
       </w:r>
       <w:r>
         <w:t>Why does biotechnology require bioethics?</w:t>
-      </w:r>
-      <w:r>
-        <w:br/>
       </w:r>
       <w:r>
         <w:br/>

--- a/ALL_FILES/module-11-genomics-biotechnology-practice-quiz.docx
+++ b/ALL_FILES/module-11-genomics-biotechnology-practice-quiz.docx
@@ -16,288 +16,336 @@
       </w:r>
     </w:p>
     <w:p>
+      <w:pPr>
+        <w:keepNext/>
+        <w:keepLines/>
+      </w:pPr>
       <w:r>
-        <w:t xml:space="preserve">• </w:t>
-      </w:r>
-      <w:r>
-        <w:br/>
+        <w:t xml:space="preserve">1. </w:t>
       </w:r>
       <w:r>
         <w:t>What does PCR do?</w:t>
       </w:r>
+    </w:p>
+    <w:p>
+      <w:pPr>
+        <w:keepNext/>
+        <w:keepLines/>
+      </w:pPr>
       <w:r>
-        <w:br/>
+        <w:t xml:space="preserve">• </w:t>
       </w:r>
       <w:r>
         <w:t>A. cuts DNA into random pieces</w:t>
       </w:r>
     </w:p>
     <w:p>
+      <w:pPr>
+        <w:keepNext/>
+        <w:keepLines/>
+      </w:pPr>
       <w:r>
         <w:t xml:space="preserve">• </w:t>
-      </w:r>
-      <w:r>
-        <w:br/>
       </w:r>
       <w:r>
         <w:t>B. reads the sequence of a protein</w:t>
       </w:r>
     </w:p>
     <w:p>
+      <w:pPr>
+        <w:keepNext/>
+        <w:keepLines/>
+      </w:pPr>
       <w:r>
         <w:t xml:space="preserve">• </w:t>
-      </w:r>
-      <w:r>
-        <w:br/>
       </w:r>
       <w:r>
         <w:t>C. makes many copies of a selected DNA sequence</w:t>
       </w:r>
     </w:p>
     <w:p>
+      <w:pPr>
+        <w:keepNext/>
+        <w:keepLines/>
+      </w:pPr>
       <w:r>
         <w:t xml:space="preserve">• </w:t>
-      </w:r>
-      <w:r>
-        <w:br/>
       </w:r>
       <w:r>
         <w:t>D. measures the pH of a sample</w:t>
       </w:r>
     </w:p>
     <w:p>
+      <w:pPr>
+        <w:keepNext/>
+        <w:keepLines/>
+      </w:pPr>
       <w:r>
         <w:t xml:space="preserve">• </w:t>
-      </w:r>
-      <w:r>
-        <w:br/>
       </w:r>
       <w:r>
         <w:t>Answer: C</w:t>
       </w:r>
     </w:p>
     <w:p>
+      <w:pPr>
+        <w:keepNext w:val="0"/>
+        <w:keepLines/>
+      </w:pPr>
       <w:r>
         <w:t xml:space="preserve">• </w:t>
-      </w:r>
-      <w:r>
-        <w:br/>
       </w:r>
       <w:r>
         <w:t>Why: PCR amplifies a chosen DNA region so there is enough material to analyze.</w:t>
       </w:r>
     </w:p>
     <w:p>
+      <w:pPr>
+        <w:keepNext/>
+        <w:keepLines/>
+      </w:pPr>
       <w:r>
-        <w:t xml:space="preserve">• </w:t>
-      </w:r>
-      <w:r>
-        <w:br/>
+        <w:t xml:space="preserve">2. </w:t>
       </w:r>
       <w:r>
         <w:t>Gel electrophoresis separates DNA fragments by:</w:t>
       </w:r>
+    </w:p>
+    <w:p>
+      <w:pPr>
+        <w:keepNext/>
+        <w:keepLines/>
+      </w:pPr>
       <w:r>
-        <w:br/>
+        <w:t xml:space="preserve">• </w:t>
       </w:r>
       <w:r>
         <w:t>A. size, with smaller fragments moving farther</w:t>
       </w:r>
     </w:p>
     <w:p>
+      <w:pPr>
+        <w:keepNext/>
+        <w:keepLines/>
+      </w:pPr>
       <w:r>
         <w:t xml:space="preserve">• </w:t>
-      </w:r>
-      <w:r>
-        <w:br/>
       </w:r>
       <w:r>
         <w:t>B. color of the fragments</w:t>
       </w:r>
     </w:p>
     <w:p>
+      <w:pPr>
+        <w:keepNext/>
+        <w:keepLines/>
+      </w:pPr>
       <w:r>
         <w:t xml:space="preserve">• </w:t>
-      </w:r>
-      <w:r>
-        <w:br/>
       </w:r>
       <w:r>
         <w:t>C. temperature alone</w:t>
       </w:r>
     </w:p>
     <w:p>
+      <w:pPr>
+        <w:keepNext/>
+        <w:keepLines/>
+      </w:pPr>
       <w:r>
         <w:t xml:space="preserve">• </w:t>
-      </w:r>
-      <w:r>
-        <w:br/>
       </w:r>
       <w:r>
         <w:t>D. how much protein they contain</w:t>
       </w:r>
     </w:p>
     <w:p>
+      <w:pPr>
+        <w:keepNext/>
+        <w:keepLines/>
+      </w:pPr>
       <w:r>
         <w:t xml:space="preserve">• </w:t>
-      </w:r>
-      <w:r>
-        <w:br/>
       </w:r>
       <w:r>
         <w:t>Answer: A</w:t>
       </w:r>
     </w:p>
     <w:p>
+      <w:pPr>
+        <w:keepNext w:val="0"/>
+        <w:keepLines/>
+      </w:pPr>
       <w:r>
         <w:t xml:space="preserve">• </w:t>
-      </w:r>
-      <w:r>
-        <w:br/>
       </w:r>
       <w:r>
         <w:t>Why: An electric field pulls DNA through the gel. Smaller fragments move faster and travel farther.</w:t>
       </w:r>
     </w:p>
     <w:p>
+      <w:pPr>
+        <w:keepNext/>
+        <w:keepLines/>
+      </w:pPr>
       <w:r>
-        <w:t xml:space="preserve">• </w:t>
-      </w:r>
-      <w:r>
-        <w:br/>
+        <w:t xml:space="preserve">3. </w:t>
       </w:r>
       <w:r>
         <w:t>CRISPR is best described as a tool that can:</w:t>
       </w:r>
+    </w:p>
+    <w:p>
+      <w:pPr>
+        <w:keepNext/>
+        <w:keepLines/>
+      </w:pPr>
       <w:r>
-        <w:br/>
+        <w:t xml:space="preserve">• </w:t>
       </w:r>
       <w:r>
         <w:t>A. only measure the size of a genome</w:t>
       </w:r>
     </w:p>
     <w:p>
+      <w:pPr>
+        <w:keepNext/>
+        <w:keepLines/>
+      </w:pPr>
       <w:r>
         <w:t xml:space="preserve">• </w:t>
-      </w:r>
-      <w:r>
-        <w:br/>
       </w:r>
       <w:r>
         <w:t>B. create energy for cells</w:t>
       </w:r>
     </w:p>
     <w:p>
+      <w:pPr>
+        <w:keepNext/>
+        <w:keepLines/>
+      </w:pPr>
       <w:r>
         <w:t xml:space="preserve">• </w:t>
-      </w:r>
-      <w:r>
-        <w:br/>
       </w:r>
       <w:r>
         <w:t>C. replace the whole field of biology</w:t>
       </w:r>
     </w:p>
     <w:p>
+      <w:pPr>
+        <w:keepNext/>
+        <w:keepLines/>
+      </w:pPr>
       <w:r>
         <w:t xml:space="preserve">• </w:t>
-      </w:r>
-      <w:r>
-        <w:br/>
       </w:r>
       <w:r>
         <w:t>D. target and edit specific DNA sequences</w:t>
       </w:r>
     </w:p>
     <w:p>
+      <w:pPr>
+        <w:keepNext/>
+        <w:keepLines/>
+      </w:pPr>
       <w:r>
         <w:t xml:space="preserve">• </w:t>
-      </w:r>
-      <w:r>
-        <w:br/>
       </w:r>
       <w:r>
         <w:t>Answer: D</w:t>
       </w:r>
     </w:p>
     <w:p>
+      <w:pPr>
+        <w:keepNext w:val="0"/>
+        <w:keepLines/>
+      </w:pPr>
       <w:r>
         <w:t xml:space="preserve">• </w:t>
-      </w:r>
-      <w:r>
-        <w:br/>
       </w:r>
       <w:r>
         <w:t>Why: CRISPR, adapted from a bacterial defense system, lets scientists edit DNA at chosen locations.</w:t>
       </w:r>
     </w:p>
     <w:p>
+      <w:pPr>
+        <w:keepNext/>
+        <w:keepLines/>
+      </w:pPr>
       <w:r>
-        <w:t xml:space="preserve">• </w:t>
-      </w:r>
-      <w:r>
-        <w:br/>
+        <w:t xml:space="preserve">4. </w:t>
       </w:r>
       <w:r>
         <w:t>Why does biotechnology require bioethics?</w:t>
       </w:r>
+    </w:p>
+    <w:p>
+      <w:pPr>
+        <w:keepNext/>
+        <w:keepLines/>
+      </w:pPr>
       <w:r>
-        <w:br/>
+        <w:t xml:space="preserve">• </w:t>
       </w:r>
       <w:r>
         <w:t>A. because the tools never actually work</w:t>
       </w:r>
     </w:p>
     <w:p>
+      <w:pPr>
+        <w:keepNext/>
+        <w:keepLines/>
+      </w:pPr>
       <w:r>
         <w:t xml:space="preserve">• </w:t>
-      </w:r>
-      <w:r>
-        <w:br/>
       </w:r>
       <w:r>
         <w:t>B. because powerful genetic tools raise questions of benefit, harm, and rights</w:t>
       </w:r>
     </w:p>
     <w:p>
+      <w:pPr>
+        <w:keepNext/>
+        <w:keepLines/>
+      </w:pPr>
       <w:r>
         <w:t xml:space="preserve">• </w:t>
-      </w:r>
-      <w:r>
-        <w:br/>
       </w:r>
       <w:r>
         <w:t>C. because DNA is not real</w:t>
       </w:r>
     </w:p>
     <w:p>
+      <w:pPr>
+        <w:keepNext/>
+        <w:keepLines/>
+      </w:pPr>
       <w:r>
         <w:t xml:space="preserve">• </w:t>
-      </w:r>
-      <w:r>
-        <w:br/>
       </w:r>
       <w:r>
         <w:t>D. because ethics stops all research</w:t>
       </w:r>
     </w:p>
     <w:p>
+      <w:pPr>
+        <w:keepNext/>
+        <w:keepLines/>
+      </w:pPr>
       <w:r>
         <w:t xml:space="preserve">• </w:t>
-      </w:r>
-      <w:r>
-        <w:br/>
       </w:r>
       <w:r>
         <w:t>Answer: B</w:t>
       </w:r>
     </w:p>
     <w:p>
+      <w:pPr>
+        <w:keepNext w:val="0"/>
+        <w:keepLines/>
+      </w:pPr>
       <w:r>
         <w:t xml:space="preserve">• </w:t>
-      </w:r>
-      <w:r>
-        <w:br/>
       </w:r>
       <w:r>
         <w:t>Why: Bioethics weighs benefits, risks, and responsibilities so that powerful genetic tools are used wisely.</w:t>
@@ -739,7 +787,7 @@
       <w:rFonts w:asciiTheme="majorHAnsi" w:eastAsiaTheme="majorEastAsia" w:hAnsiTheme="majorHAnsi" w:cstheme="majorBidi"/>
       <w:b/>
       <w:bCs/>
-      <w:color w:val="365F91" w:themeColor="accent1" w:themeShade="BF"/>
+      <w:color w:val="000000"/>
       <w:sz w:val="28"/>
       <w:szCs w:val="28"/>
     </w:rPr>
@@ -763,7 +811,7 @@
       <w:rFonts w:asciiTheme="majorHAnsi" w:eastAsiaTheme="majorEastAsia" w:hAnsiTheme="majorHAnsi" w:cstheme="majorBidi"/>
       <w:b/>
       <w:bCs/>
-      <w:color w:val="4F81BD" w:themeColor="accent1"/>
+      <w:color w:val="000000"/>
       <w:sz w:val="26"/>
       <w:szCs w:val="26"/>
     </w:rPr>
@@ -787,7 +835,7 @@
       <w:rFonts w:asciiTheme="majorHAnsi" w:eastAsiaTheme="majorEastAsia" w:hAnsiTheme="majorHAnsi" w:cstheme="majorBidi"/>
       <w:b/>
       <w:bCs/>
-      <w:color w:val="4F81BD" w:themeColor="accent1"/>
+      <w:color w:val="000000"/>
     </w:rPr>
   </w:style>
   <w:style w:type="paragraph" w:styleId="Heading4">
@@ -812,7 +860,7 @@
       <w:bCs/>
       <w:i/>
       <w:iCs/>
-      <w:color w:val="4F81BD" w:themeColor="accent1"/>
+      <w:color w:val="000000"/>
     </w:rPr>
   </w:style>
   <w:style w:type="paragraph" w:styleId="Heading5">
@@ -833,7 +881,7 @@
     </w:pPr>
     <w:rPr>
       <w:rFonts w:asciiTheme="majorHAnsi" w:eastAsiaTheme="majorEastAsia" w:hAnsiTheme="majorHAnsi" w:cstheme="majorBidi"/>
-      <w:color w:val="243F60" w:themeColor="accent1" w:themeShade="7F"/>
+      <w:color w:val="000000"/>
     </w:rPr>
   </w:style>
   <w:style w:type="paragraph" w:styleId="Heading6">
@@ -856,7 +904,7 @@
       <w:rFonts w:asciiTheme="majorHAnsi" w:eastAsiaTheme="majorEastAsia" w:hAnsiTheme="majorHAnsi" w:cstheme="majorBidi"/>
       <w:i/>
       <w:iCs/>
-      <w:color w:val="243F60" w:themeColor="accent1" w:themeShade="7F"/>
+      <w:color w:val="000000"/>
     </w:rPr>
   </w:style>
   <w:style w:type="paragraph" w:styleId="Heading7">
@@ -1026,7 +1074,7 @@
     </w:pPr>
     <w:rPr>
       <w:rFonts w:asciiTheme="majorHAnsi" w:eastAsiaTheme="majorEastAsia" w:hAnsiTheme="majorHAnsi" w:cstheme="majorBidi"/>
-      <w:color w:val="17365D" w:themeColor="text2" w:themeShade="BF"/>
+      <w:color w:val="000000"/>
       <w:spacing w:val="5"/>
       <w:kern w:val="28"/>
       <w:sz w:val="52"/>
@@ -1065,7 +1113,7 @@
       <w:rFonts w:asciiTheme="majorHAnsi" w:eastAsiaTheme="majorEastAsia" w:hAnsiTheme="majorHAnsi" w:cstheme="majorBidi"/>
       <w:i/>
       <w:iCs/>
-      <w:color w:val="4F81BD" w:themeColor="accent1"/>
+      <w:color w:val="000000"/>
       <w:spacing w:val="15"/>
       <w:sz w:val="24"/>
       <w:szCs w:val="24"/>
